--- a/docs/15_Report_Build_Instructions.docx
+++ b/docs/15_Report_Build_Instructions.docx
@@ -9867,7 +9867,7 @@
                 <w:sz w:val="21"/>
                 <w:szCs w:val="21"/>
               </w:rPr>
-              <w:t>If 2.3 shows a category at 100%, an aggregate is leaking through — check DimCategory[IsAggregate] is TRUE for 44X72 and 44000.</w:t>
+              <w:t>If 2.3 shows a category at 100%, or any category implausibly large, an aggregate is leaking through — check DimCategory[IsAggregate] is TRUE for all five: 44X72, 44000, 44W72, 44Y72 and 44Z72. Only 44X72 shows exactly 100%; the “excluding” totals show roughly 73% to 92%, which is why 100% alone is not the test. Component shares summing above 100% is separate and expected: 441X sits inside 441 and 4451 inside 445.</w:t>
             </w:r>
           </w:p>
         </w:tc>
